--- a/zht/docx/028.content.docx
+++ b/zht/docx/028.content.docx
@@ -19,7 +19,7 @@
         <w:rPr>
           <w:lang w:val="zh_TW" w:bidi="zh_TW"/>
         </w:rPr>
-        <w:t>Resource: Tyndale Open Study Notes</w:t>
+        <w:t>Resource: Aquifer Open Study Notes (Profiles)</w:t>
       </w:r>
       <w:r>
         <w:rPr>
@@ -112,7 +112,7 @@
         <w:rPr>
           <w:lang w:val="zh_TW" w:bidi="zh_TW"/>
         </w:rPr>
-        <w:t>Tyndale Open Study Notes</w:t>
+        <w:t>Aquifer Open Study Notes (Profiles)</w:t>
       </w:r>
     </w:p>
     <w:p>

--- a/zht/docx/028.content.docx
+++ b/zht/docx/028.content.docx
@@ -233,18 +233,12 @@
         </w:rPr>
         <w:t>挪亞是拉麥的兒子，也是塞特的後裔（</w:t>
       </w:r>
-      <w:hyperlink r:id="rId13">
-        <w:r>
-          <w:rPr>
-            <w:lang w:val="zh_TW" w:bidi="zh_TW"/>
-          </w:rPr>
-          <w:rPr>
-            <w:color w:val="0000EE"/>
-            <w:u w:val="single"/>
-          </w:rPr>
-          <w:t>創5:3–29</w:t>
-        </w:r>
-      </w:hyperlink>
+      <w:r>
+        <w:rPr>
+          <w:lang w:val="zh_TW" w:bidi="zh_TW"/>
+        </w:rPr>
+        <w:t>創5:3–29</w:t>
+      </w:r>
       <w:r>
         <w:rPr>
           <w:lang w:val="zh_TW" w:bidi="zh_TW"/>
@@ -277,126 +271,84 @@
         </w:rPr>
         <w:t>（</w:t>
       </w:r>
-      <w:hyperlink r:id="rId14">
-        <w:r>
-          <w:rPr>
-            <w:lang w:val="zh_TW" w:bidi="zh_TW"/>
-          </w:rPr>
-          <w:rPr>
-            <w:color w:val="0000EE"/>
-            <w:u w:val="single"/>
-          </w:rPr>
-          <w:t>創6:1–7</w:t>
-        </w:r>
-      </w:hyperlink>
+      <w:r>
+        <w:rPr>
+          <w:lang w:val="zh_TW" w:bidi="zh_TW"/>
+        </w:rPr>
+        <w:t>創6:1–7</w:t>
+      </w:r>
       <w:r>
         <w:rPr>
           <w:lang w:val="zh_TW" w:bidi="zh_TW"/>
         </w:rPr>
         <w:t>；見</w:t>
       </w:r>
-      <w:hyperlink r:id="rId15">
-        <w:r>
-          <w:rPr>
-            <w:lang w:val="zh_TW" w:bidi="zh_TW"/>
-          </w:rPr>
-          <w:rPr>
-            <w:color w:val="0000EE"/>
-            <w:u w:val="single"/>
-          </w:rPr>
-          <w:t>太24:37–39</w:t>
-        </w:r>
-      </w:hyperlink>
+      <w:r>
+        <w:rPr>
+          <w:lang w:val="zh_TW" w:bidi="zh_TW"/>
+        </w:rPr>
+        <w:t>太24:37–39</w:t>
+      </w:r>
       <w:r>
         <w:rPr>
           <w:lang w:val="zh_TW" w:bidi="zh_TW"/>
         </w:rPr>
         <w:t>；</w:t>
       </w:r>
-      <w:hyperlink r:id="rId16">
-        <w:r>
-          <w:rPr>
-            <w:lang w:val="zh_TW" w:bidi="zh_TW"/>
-          </w:rPr>
-          <w:rPr>
-            <w:color w:val="0000EE"/>
-            <w:u w:val="single"/>
-          </w:rPr>
-          <w:t>路17:26–27</w:t>
-        </w:r>
-      </w:hyperlink>
+      <w:r>
+        <w:rPr>
+          <w:lang w:val="zh_TW" w:bidi="zh_TW"/>
+        </w:rPr>
+        <w:t>路17:26–27</w:t>
+      </w:r>
       <w:r>
         <w:rPr>
           <w:lang w:val="zh_TW" w:bidi="zh_TW"/>
         </w:rPr>
         <w:t>），但祂選擇拯救挪亞（</w:t>
       </w:r>
-      <w:hyperlink r:id="rId17">
-        <w:r>
-          <w:rPr>
-            <w:lang w:val="zh_TW" w:bidi="zh_TW"/>
-          </w:rPr>
-          <w:rPr>
-            <w:color w:val="0000EE"/>
-            <w:u w:val="single"/>
-          </w:rPr>
-          <w:t>創6:8</w:t>
-        </w:r>
-      </w:hyperlink>
+      <w:r>
+        <w:rPr>
+          <w:lang w:val="zh_TW" w:bidi="zh_TW"/>
+        </w:rPr>
+        <w:t>創6:8</w:t>
+      </w:r>
       <w:r>
         <w:rPr>
           <w:lang w:val="zh_TW" w:bidi="zh_TW"/>
         </w:rPr>
         <w:t>）。神向挪亞這位義人和完全人（</w:t>
       </w:r>
-      <w:hyperlink r:id="rId18">
-        <w:r>
-          <w:rPr>
-            <w:lang w:val="zh_TW" w:bidi="zh_TW"/>
-          </w:rPr>
-          <w:rPr>
-            <w:color w:val="0000EE"/>
-            <w:u w:val="single"/>
-          </w:rPr>
-          <w:t>創6:9</w:t>
-        </w:r>
-      </w:hyperlink>
+      <w:r>
+        <w:rPr>
+          <w:lang w:val="zh_TW" w:bidi="zh_TW"/>
+        </w:rPr>
+        <w:t>創6:9</w:t>
+      </w:r>
       <w:r>
         <w:rPr>
           <w:lang w:val="zh_TW" w:bidi="zh_TW"/>
         </w:rPr>
         <w:t>），賜下建造方舟的詳細指示。只有挪亞家中的八個人和各類的活物會被拯救（</w:t>
       </w:r>
-      <w:hyperlink r:id="rId19">
-        <w:r>
-          <w:rPr>
-            <w:lang w:val="zh_TW" w:bidi="zh_TW"/>
-          </w:rPr>
-          <w:rPr>
-            <w:color w:val="0000EE"/>
-            <w:u w:val="single"/>
-          </w:rPr>
-          <w:t>創6:14–8:19</w:t>
-        </w:r>
-      </w:hyperlink>
+      <w:r>
+        <w:rPr>
+          <w:lang w:val="zh_TW" w:bidi="zh_TW"/>
+        </w:rPr>
+        <w:t>創6:14–8:19</w:t>
+      </w:r>
       <w:r>
         <w:rPr>
           <w:lang w:val="zh_TW" w:bidi="zh_TW"/>
         </w:rPr>
         <w:t>）。洪水過後，挪亞和他的家人離開了方舟。挪亞建造了一座壇來獻祭敬拜神。雖然人有罪，但神應許不再用洪水毀滅全地或擾亂季節（</w:t>
       </w:r>
-      <w:hyperlink r:id="rId20">
-        <w:r>
-          <w:rPr>
-            <w:lang w:val="zh_TW" w:bidi="zh_TW"/>
-          </w:rPr>
-          <w:rPr>
-            <w:color w:val="0000EE"/>
-            <w:u w:val="single"/>
-          </w:rPr>
-          <w:t>創8:20–9:17</w:t>
-        </w:r>
-      </w:hyperlink>
+      <w:r>
+        <w:rPr>
+          <w:lang w:val="zh_TW" w:bidi="zh_TW"/>
+        </w:rPr>
+        <w:t>創8:20–9:17</w:t>
+      </w:r>
       <w:r>
         <w:rPr>
           <w:lang w:val="zh_TW" w:bidi="zh_TW"/>
@@ -417,108 +369,72 @@
         </w:rPr>
         <w:t>挪亞的兒子是閃、含和雅弗。地上的所有國家都出自他們（</w:t>
       </w:r>
-      <w:hyperlink r:id="rId21">
-        <w:r>
-          <w:rPr>
-            <w:lang w:val="zh_TW" w:bidi="zh_TW"/>
-          </w:rPr>
-          <w:rPr>
-            <w:color w:val="0000EE"/>
-            <w:u w:val="single"/>
-          </w:rPr>
-          <w:t>創9:18–19</w:t>
-        </w:r>
-      </w:hyperlink>
+      <w:r>
+        <w:rPr>
+          <w:lang w:val="zh_TW" w:bidi="zh_TW"/>
+        </w:rPr>
+        <w:t>創9:18–19</w:t>
+      </w:r>
       <w:r>
         <w:rPr>
           <w:lang w:val="zh_TW" w:bidi="zh_TW"/>
         </w:rPr>
         <w:t>）。當挪亞因自己釀的酒而喝醉時，他的兒子和兒子的後代因著自己對挪亞的所作所為，而受到詛咒或祝福（</w:t>
       </w:r>
-      <w:hyperlink r:id="rId22">
-        <w:r>
-          <w:rPr>
-            <w:lang w:val="zh_TW" w:bidi="zh_TW"/>
-          </w:rPr>
-          <w:rPr>
-            <w:color w:val="0000EE"/>
-            <w:u w:val="single"/>
-          </w:rPr>
-          <w:t>創9:20–27</w:t>
-        </w:r>
-      </w:hyperlink>
+      <w:r>
+        <w:rPr>
+          <w:lang w:val="zh_TW" w:bidi="zh_TW"/>
+        </w:rPr>
+        <w:t>創9:20–27</w:t>
+      </w:r>
       <w:r>
         <w:rPr>
           <w:lang w:val="zh_TW" w:bidi="zh_TW"/>
         </w:rPr>
         <w:t>）。挪亞活了950年，洪水後活了350年（</w:t>
       </w:r>
-      <w:hyperlink r:id="rId23">
-        <w:r>
-          <w:rPr>
-            <w:lang w:val="zh_TW" w:bidi="zh_TW"/>
-          </w:rPr>
-          <w:rPr>
-            <w:color w:val="0000EE"/>
-            <w:u w:val="single"/>
-          </w:rPr>
-          <w:t>創9:28–29</w:t>
-        </w:r>
-      </w:hyperlink>
+      <w:r>
+        <w:rPr>
+          <w:lang w:val="zh_TW" w:bidi="zh_TW"/>
+        </w:rPr>
+        <w:t>創9:28–29</w:t>
+      </w:r>
       <w:r>
         <w:rPr>
           <w:lang w:val="zh_TW" w:bidi="zh_TW"/>
         </w:rPr>
         <w:t>）。他是公義、順服、勇氣和信心的榜樣（見</w:t>
       </w:r>
-      <w:hyperlink r:id="rId24">
-        <w:r>
-          <w:rPr>
-            <w:lang w:val="zh_TW" w:bidi="zh_TW"/>
-          </w:rPr>
-          <w:rPr>
-            <w:color w:val="0000EE"/>
-            <w:u w:val="single"/>
-          </w:rPr>
-          <w:t>結14:12–20</w:t>
-        </w:r>
-      </w:hyperlink>
+      <w:r>
+        <w:rPr>
+          <w:lang w:val="zh_TW" w:bidi="zh_TW"/>
+        </w:rPr>
+        <w:t>結14:12–20</w:t>
+      </w:r>
       <w:r>
         <w:rPr>
           <w:lang w:val="zh_TW" w:bidi="zh_TW"/>
         </w:rPr>
         <w:t>；</w:t>
       </w:r>
-      <w:hyperlink r:id="rId25">
-        <w:r>
-          <w:rPr>
-            <w:lang w:val="zh_TW" w:bidi="zh_TW"/>
-          </w:rPr>
-          <w:rPr>
-            <w:color w:val="0000EE"/>
-            <w:u w:val="single"/>
-          </w:rPr>
-          <w:t>來11:7</w:t>
-        </w:r>
-      </w:hyperlink>
+      <w:r>
+        <w:rPr>
+          <w:lang w:val="zh_TW" w:bidi="zh_TW"/>
+        </w:rPr>
+        <w:t>來11:7</w:t>
+      </w:r>
       <w:r>
         <w:rPr>
           <w:lang w:val="zh_TW" w:bidi="zh_TW"/>
         </w:rPr>
         <w:t>；</w:t>
       </w:r>
-      <w:hyperlink r:id="rId26">
-        <w:r>
-          <w:rPr>
-            <w:lang w:val="zh_TW" w:bidi="zh_TW"/>
-          </w:rPr>
-          <w:rPr>
-            <w:color w:val="0000EE"/>
-            <w:u w:val="single"/>
-          </w:rPr>
-          <w:t>彼後2:5</w:t>
-        </w:r>
-      </w:hyperlink>
+      <w:r>
+        <w:rPr>
+          <w:lang w:val="zh_TW" w:bidi="zh_TW"/>
+        </w:rPr>
+        <w:t>彼後2:5</w:t>
+      </w:r>
       <w:r>
         <w:rPr>
           <w:lang w:val="zh_TW" w:bidi="zh_TW"/>
@@ -548,180 +464,120 @@
           <w:lang w:val="zh_TW" w:bidi="zh_TW"/>
         </w:rPr>
       </w:r>
-      <w:hyperlink r:id="rId27">
-        <w:r>
-          <w:rPr>
-            <w:lang w:val="zh_TW" w:bidi="zh_TW"/>
-          </w:rPr>
-          <w:rPr>
-            <w:color w:val="0000EE"/>
-            <w:u w:val="single"/>
-          </w:rPr>
-          <w:t>創5:28–10:1</w:t>
-        </w:r>
-      </w:hyperlink>
+      <w:r>
+        <w:rPr>
+          <w:lang w:val="zh_TW" w:bidi="zh_TW"/>
+        </w:rPr>
+        <w:t>創5:28–10:1</w:t>
+      </w:r>
       <w:r>
         <w:rPr>
           <w:lang w:val="zh_TW" w:bidi="zh_TW"/>
         </w:rPr>
         <w:t>；</w:t>
       </w:r>
-      <w:hyperlink r:id="rId28">
-        <w:r>
-          <w:rPr>
-            <w:lang w:val="zh_TW" w:bidi="zh_TW"/>
-          </w:rPr>
-          <w:rPr>
-            <w:color w:val="0000EE"/>
-            <w:u w:val="single"/>
-          </w:rPr>
-          <w:t>代上1:4</w:t>
-        </w:r>
-      </w:hyperlink>
+      <w:r>
+        <w:rPr>
+          <w:lang w:val="zh_TW" w:bidi="zh_TW"/>
+        </w:rPr>
+        <w:t>代上1:4</w:t>
+      </w:r>
       <w:r>
         <w:rPr>
           <w:lang w:val="zh_TW" w:bidi="zh_TW"/>
         </w:rPr>
         <w:t>；</w:t>
       </w:r>
-      <w:hyperlink r:id="rId29">
-        <w:r>
-          <w:rPr>
-            <w:lang w:val="zh_TW" w:bidi="zh_TW"/>
-          </w:rPr>
-          <w:rPr>
-            <w:color w:val="0000EE"/>
-            <w:u w:val="single"/>
-          </w:rPr>
-          <w:t>賽54:9</w:t>
-        </w:r>
-      </w:hyperlink>
+      <w:r>
+        <w:rPr>
+          <w:lang w:val="zh_TW" w:bidi="zh_TW"/>
+        </w:rPr>
+        <w:t>賽54:9</w:t>
+      </w:r>
       <w:r>
         <w:rPr>
           <w:lang w:val="zh_TW" w:bidi="zh_TW"/>
         </w:rPr>
         <w:t>；</w:t>
       </w:r>
-      <w:hyperlink r:id="rId24">
-        <w:r>
-          <w:rPr>
-            <w:lang w:val="zh_TW" w:bidi="zh_TW"/>
-          </w:rPr>
-          <w:rPr>
-            <w:color w:val="0000EE"/>
-            <w:u w:val="single"/>
-          </w:rPr>
-          <w:t>結14:12–20</w:t>
-        </w:r>
-      </w:hyperlink>
+      <w:r>
+        <w:rPr>
+          <w:lang w:val="zh_TW" w:bidi="zh_TW"/>
+        </w:rPr>
+        <w:t>結14:12–20</w:t>
+      </w:r>
       <w:r>
         <w:rPr>
           <w:lang w:val="zh_TW" w:bidi="zh_TW"/>
         </w:rPr>
         <w:t>；</w:t>
       </w:r>
-      <w:hyperlink r:id="rId30">
-        <w:r>
-          <w:rPr>
-            <w:lang w:val="zh_TW" w:bidi="zh_TW"/>
-          </w:rPr>
-          <w:rPr>
-            <w:color w:val="0000EE"/>
-            <w:u w:val="single"/>
-          </w:rPr>
-          <w:t>太24:37–38</w:t>
-        </w:r>
-      </w:hyperlink>
+      <w:r>
+        <w:rPr>
+          <w:lang w:val="zh_TW" w:bidi="zh_TW"/>
+        </w:rPr>
+        <w:t>太24:37–38</w:t>
+      </w:r>
       <w:r>
         <w:rPr>
           <w:lang w:val="zh_TW" w:bidi="zh_TW"/>
         </w:rPr>
         <w:t>；</w:t>
       </w:r>
-      <w:hyperlink r:id="rId31">
-        <w:r>
-          <w:rPr>
-            <w:lang w:val="zh_TW" w:bidi="zh_TW"/>
-          </w:rPr>
-          <w:rPr>
-            <w:color w:val="0000EE"/>
-            <w:u w:val="single"/>
-          </w:rPr>
-          <w:t>路3:36</w:t>
-        </w:r>
-      </w:hyperlink>
+      <w:r>
+        <w:rPr>
+          <w:lang w:val="zh_TW" w:bidi="zh_TW"/>
+        </w:rPr>
+        <w:t>路3:36</w:t>
+      </w:r>
       <w:r>
         <w:rPr>
           <w:lang w:val="zh_TW" w:bidi="zh_TW"/>
         </w:rPr>
         <w:t>；</w:t>
       </w:r>
-      <w:hyperlink r:id="rId16">
-        <w:r>
-          <w:rPr>
-            <w:lang w:val="zh_TW" w:bidi="zh_TW"/>
-          </w:rPr>
-          <w:rPr>
-            <w:color w:val="0000EE"/>
-            <w:u w:val="single"/>
-          </w:rPr>
-          <w:t>路17:26–27</w:t>
-        </w:r>
-      </w:hyperlink>
+      <w:r>
+        <w:rPr>
+          <w:lang w:val="zh_TW" w:bidi="zh_TW"/>
+        </w:rPr>
+        <w:t>路17:26–27</w:t>
+      </w:r>
       <w:r>
         <w:rPr>
           <w:lang w:val="zh_TW" w:bidi="zh_TW"/>
         </w:rPr>
         <w:t>；</w:t>
       </w:r>
-      <w:hyperlink r:id="rId25">
-        <w:r>
-          <w:rPr>
-            <w:lang w:val="zh_TW" w:bidi="zh_TW"/>
-          </w:rPr>
-          <w:rPr>
-            <w:color w:val="0000EE"/>
-            <w:u w:val="single"/>
-          </w:rPr>
-          <w:t>來11:7</w:t>
-        </w:r>
-      </w:hyperlink>
+      <w:r>
+        <w:rPr>
+          <w:lang w:val="zh_TW" w:bidi="zh_TW"/>
+        </w:rPr>
+        <w:t>來11:7</w:t>
+      </w:r>
       <w:r>
         <w:rPr>
           <w:lang w:val="zh_TW" w:bidi="zh_TW"/>
         </w:rPr>
         <w:t>；</w:t>
       </w:r>
-      <w:hyperlink r:id="rId32">
-        <w:r>
-          <w:rPr>
-            <w:lang w:val="zh_TW" w:bidi="zh_TW"/>
-          </w:rPr>
-          <w:rPr>
-            <w:color w:val="0000EE"/>
-            <w:u w:val="single"/>
-          </w:rPr>
-          <w:t>彼前3:20–21</w:t>
-        </w:r>
-      </w:hyperlink>
+      <w:r>
+        <w:rPr>
+          <w:lang w:val="zh_TW" w:bidi="zh_TW"/>
+        </w:rPr>
+        <w:t>彼前3:20–21</w:t>
+      </w:r>
       <w:r>
         <w:rPr>
           <w:lang w:val="zh_TW" w:bidi="zh_TW"/>
         </w:rPr>
         <w:t>；</w:t>
       </w:r>
-      <w:hyperlink r:id="rId26">
-        <w:r>
-          <w:rPr>
-            <w:lang w:val="zh_TW" w:bidi="zh_TW"/>
-          </w:rPr>
-          <w:rPr>
-            <w:color w:val="0000EE"/>
-            <w:u w:val="single"/>
-          </w:rPr>
-          <w:t>彼後2:5</w:t>
-        </w:r>
-      </w:hyperlink>
+      <w:r>
+        <w:rPr>
+          <w:lang w:val="zh_TW" w:bidi="zh_TW"/>
+        </w:rPr>
+        <w:t>彼後2:5</w:t>
+      </w:r>
       <w:r>
         <w:rPr>
           <w:lang w:val="zh_TW" w:bidi="zh_TW"/>
